--- a/test-data/sample.docx
+++ b/test-data/sample.docx
@@ -34,177 +34,225 @@
         </w:rPr>
         <w:t>一、项目背景</w:t>
       </w:r>
+    </w:p>
+    <w:p>
+      <w:pPr>
+        <w:rPr>
+          <w:rFonts w:hint="eastAsia"/>
+        </w:rPr>
+      </w:pPr>
+      <w:r>
+        <w:rPr>
+          <w:rFonts w:hint="eastAsia"/>
+        </w:rPr>
+        <w:t>本文档用于验证工作流编排中各处理节点能否正确读取文本并输出结果。</w:t>
+      </w:r>
+    </w:p>
+    <w:p>
+      <w:pPr>
+        <w:rPr>
+          <w:rFonts w:hint="eastAsia"/>
+        </w:rPr>
+      </w:pPr>
+      <w:r>
+        <w:rPr>
+          <w:rFonts w:hint="eastAsia"/>
+        </w:rPr>
+        <w:t>系统支持文档理解、智能翻译、实体提取与表格填表等功能。</w:t>
+      </w:r>
+    </w:p>
+    <w:p>
+      <w:pPr>
+        <w:rPr>
+          <w:rFonts w:hint="eastAsia"/>
+        </w:rPr>
+      </w:pPr>
+    </w:p>
+    <w:p>
+      <w:pPr>
+        <w:rPr>
+          <w:rFonts w:hint="eastAsia"/>
+        </w:rPr>
+      </w:pPr>
+      <w:r>
+        <w:rPr>
+          <w:rFonts w:hint="eastAsia"/>
+        </w:rPr>
+        <w:t>二、核心数据</w:t>
+      </w:r>
+    </w:p>
+    <w:p>
+      <w:pPr>
+        <w:rPr>
+          <w:rFonts w:hint="eastAsia"/>
+          <w:sz w:val="15"/>
+          <w:szCs w:val="15"/>
+        </w:rPr>
+      </w:pPr>
+      <w:r>
+        <w:rPr>
+          <w:rFonts w:hint="eastAsia"/>
+        </w:rPr>
+        <w:t>项</w:t>
+      </w:r>
       <w:bookmarkStart w:id="0" w:name="_GoBack"/>
+      <w:r>
+        <w:rPr>
+          <w:rFonts w:hint="eastAsia"/>
+          <w:sz w:val="15"/>
+          <w:szCs w:val="15"/>
+        </w:rPr>
+        <w:t>目名称：智慧园区管理平台</w:t>
+      </w:r>
+    </w:p>
+    <w:p>
+      <w:pPr>
+        <w:rPr>
+          <w:rFonts w:hint="eastAsia"/>
+          <w:sz w:val="15"/>
+          <w:szCs w:val="15"/>
+        </w:rPr>
+      </w:pPr>
+      <w:r>
+        <w:rPr>
+          <w:rFonts w:hint="eastAsia"/>
+          <w:sz w:val="15"/>
+          <w:szCs w:val="15"/>
+        </w:rPr>
+        <w:t>合同金额：人民币 1,280,000 元</w:t>
+      </w:r>
+    </w:p>
+    <w:p>
+      <w:pPr>
+        <w:rPr>
+          <w:rFonts w:hint="eastAsia"/>
+          <w:sz w:val="15"/>
+          <w:szCs w:val="15"/>
+        </w:rPr>
+      </w:pPr>
+      <w:r>
+        <w:rPr>
+          <w:rFonts w:hint="eastAsia"/>
+          <w:sz w:val="15"/>
+          <w:szCs w:val="15"/>
+        </w:rPr>
+        <w:t>签订日期：2024年3月15日</w:t>
+      </w:r>
+    </w:p>
+    <w:p>
+      <w:pPr>
+        <w:rPr>
+          <w:rFonts w:hint="eastAsia"/>
+          <w:sz w:val="15"/>
+          <w:szCs w:val="15"/>
+        </w:rPr>
+      </w:pPr>
+      <w:r>
+        <w:rPr>
+          <w:rFonts w:hint="eastAsia"/>
+          <w:sz w:val="15"/>
+          <w:szCs w:val="15"/>
+        </w:rPr>
+        <w:t>甲方：北京智文科技有限公司</w:t>
+      </w:r>
+    </w:p>
+    <w:p>
+      <w:pPr>
+        <w:rPr>
+          <w:rFonts w:hint="eastAsia"/>
+          <w:sz w:val="15"/>
+          <w:szCs w:val="15"/>
+        </w:rPr>
+      </w:pPr>
+      <w:r>
+        <w:rPr>
+          <w:rFonts w:hint="eastAsia"/>
+          <w:sz w:val="15"/>
+          <w:szCs w:val="15"/>
+        </w:rPr>
+        <w:t>乙方：上海未来信息技术有限公司</w:t>
+      </w:r>
+    </w:p>
+    <w:p>
+      <w:pPr>
+        <w:rPr>
+          <w:rFonts w:hint="eastAsia"/>
+          <w:sz w:val="15"/>
+          <w:szCs w:val="15"/>
+        </w:rPr>
+      </w:pPr>
+      <w:r>
+        <w:rPr>
+          <w:rFonts w:hint="eastAsia"/>
+          <w:sz w:val="15"/>
+          <w:szCs w:val="15"/>
+        </w:rPr>
+        <w:t>联系人：张明，电话 13800138000，邮箱 zhangming@example.com</w:t>
+      </w:r>
+    </w:p>
+    <w:p>
+      <w:pPr>
+        <w:rPr>
+          <w:rFonts w:hint="eastAsia"/>
+          <w:sz w:val="15"/>
+          <w:szCs w:val="15"/>
+        </w:rPr>
+      </w:pPr>
+    </w:p>
+    <w:p>
+      <w:pPr>
+        <w:rPr>
+          <w:rFonts w:hint="eastAsia"/>
+          <w:sz w:val="15"/>
+          <w:szCs w:val="15"/>
+        </w:rPr>
+      </w:pPr>
+      <w:r>
+        <w:rPr>
+          <w:rFonts w:hint="eastAsia"/>
+          <w:sz w:val="15"/>
+          <w:szCs w:val="15"/>
+        </w:rPr>
+        <w:t>三、项目里程碑</w:t>
+      </w:r>
+    </w:p>
+    <w:p>
+      <w:pPr>
+        <w:rPr>
+          <w:rFonts w:hint="eastAsia"/>
+          <w:sz w:val="15"/>
+          <w:szCs w:val="15"/>
+        </w:rPr>
+      </w:pPr>
+      <w:r>
+        <w:rPr>
+          <w:rFonts w:hint="eastAsia"/>
+          <w:sz w:val="15"/>
+          <w:szCs w:val="15"/>
+        </w:rPr>
+        <w:t>2024年4月1日：需求评审完成</w:t>
+      </w:r>
+    </w:p>
+    <w:p>
+      <w:pPr>
+        <w:rPr>
+          <w:rFonts w:hint="eastAsia"/>
+        </w:rPr>
+      </w:pPr>
+      <w:r>
+        <w:rPr>
+          <w:rFonts w:hint="eastAsia"/>
+          <w:sz w:val="15"/>
+          <w:szCs w:val="15"/>
+        </w:rPr>
+        <w:t>2024年5月15日：原型设计</w:t>
+      </w:r>
       <w:bookmarkEnd w:id="0"/>
-    </w:p>
-    <w:p>
-      <w:pPr>
-        <w:rPr>
-          <w:rFonts w:hint="eastAsia"/>
-        </w:rPr>
-      </w:pPr>
-      <w:r>
-        <w:rPr>
-          <w:rFonts w:hint="eastAsia"/>
-        </w:rPr>
-        <w:t>本文档用于验证工作流编排中各处理节点能否正确读取文本并输出结果。</w:t>
-      </w:r>
-    </w:p>
-    <w:p>
-      <w:pPr>
-        <w:rPr>
-          <w:rFonts w:hint="eastAsia"/>
-        </w:rPr>
-      </w:pPr>
-      <w:r>
-        <w:rPr>
-          <w:rFonts w:hint="eastAsia"/>
-        </w:rPr>
-        <w:t>系统支持文档理解、智能翻译、实体提取与表格填表等功能。</w:t>
-      </w:r>
-    </w:p>
-    <w:p>
-      <w:pPr>
-        <w:rPr>
-          <w:rFonts w:hint="eastAsia"/>
-        </w:rPr>
-      </w:pPr>
-    </w:p>
-    <w:p>
-      <w:pPr>
-        <w:rPr>
-          <w:rFonts w:hint="eastAsia"/>
-        </w:rPr>
-      </w:pPr>
-      <w:r>
-        <w:rPr>
-          <w:rFonts w:hint="eastAsia"/>
-        </w:rPr>
-        <w:t>二、核心数据</w:t>
-      </w:r>
-    </w:p>
-    <w:p>
-      <w:pPr>
-        <w:rPr>
-          <w:rFonts w:hint="eastAsia"/>
-        </w:rPr>
-      </w:pPr>
-      <w:r>
-        <w:rPr>
-          <w:rFonts w:hint="eastAsia"/>
-        </w:rPr>
-        <w:t>项目名称：智慧园区管理平台</w:t>
-      </w:r>
-    </w:p>
-    <w:p>
-      <w:pPr>
-        <w:rPr>
-          <w:rFonts w:hint="eastAsia"/>
-        </w:rPr>
-      </w:pPr>
-      <w:r>
-        <w:rPr>
-          <w:rFonts w:hint="eastAsia"/>
-        </w:rPr>
-        <w:t>合同金额：人民币 1,280,000 元</w:t>
-      </w:r>
-    </w:p>
-    <w:p>
-      <w:pPr>
-        <w:rPr>
-          <w:rFonts w:hint="eastAsia"/>
-        </w:rPr>
-      </w:pPr>
-      <w:r>
-        <w:rPr>
-          <w:rFonts w:hint="eastAsia"/>
-        </w:rPr>
-        <w:t>签订日期：2024年3月15日</w:t>
-      </w:r>
-    </w:p>
-    <w:p>
-      <w:pPr>
-        <w:rPr>
-          <w:rFonts w:hint="eastAsia"/>
-        </w:rPr>
-      </w:pPr>
-      <w:r>
-        <w:rPr>
-          <w:rFonts w:hint="eastAsia"/>
-        </w:rPr>
-        <w:t>甲方：北京智文科技有限公司</w:t>
-      </w:r>
-    </w:p>
-    <w:p>
-      <w:pPr>
-        <w:rPr>
-          <w:rFonts w:hint="eastAsia"/>
-        </w:rPr>
-      </w:pPr>
-      <w:r>
-        <w:rPr>
-          <w:rFonts w:hint="eastAsia"/>
-        </w:rPr>
-        <w:t>乙方：上海未来信息技术有限公司</w:t>
-      </w:r>
-    </w:p>
-    <w:p>
-      <w:pPr>
-        <w:rPr>
-          <w:rFonts w:hint="eastAsia"/>
-        </w:rPr>
-      </w:pPr>
-      <w:r>
-        <w:rPr>
-          <w:rFonts w:hint="eastAsia"/>
-        </w:rPr>
-        <w:t>联系人：张明，电话 13800138000，邮箱 zhangming@example.com</w:t>
-      </w:r>
-    </w:p>
-    <w:p>
-      <w:pPr>
-        <w:rPr>
-          <w:rFonts w:hint="eastAsia"/>
-        </w:rPr>
-      </w:pPr>
-    </w:p>
-    <w:p>
-      <w:pPr>
-        <w:rPr>
-          <w:rFonts w:hint="eastAsia"/>
-        </w:rPr>
-      </w:pPr>
-      <w:r>
-        <w:rPr>
-          <w:rFonts w:hint="eastAsia"/>
-        </w:rPr>
-        <w:t>三、项目里程碑</w:t>
-      </w:r>
-    </w:p>
-    <w:p>
-      <w:pPr>
-        <w:rPr>
-          <w:rFonts w:hint="eastAsia"/>
-        </w:rPr>
-      </w:pPr>
-      <w:r>
-        <w:rPr>
-          <w:rFonts w:hint="eastAsia"/>
-        </w:rPr>
-        <w:t>2024年4月1日：需求评审完成</w:t>
-      </w:r>
-    </w:p>
-    <w:p>
-      <w:pPr>
-        <w:rPr>
-          <w:rFonts w:hint="eastAsia"/>
-        </w:rPr>
-      </w:pPr>
-      <w:r>
-        <w:rPr>
-          <w:rFonts w:hint="eastAsia"/>
-        </w:rPr>
-        <w:t>2024年5月15日：原型设计评审</w:t>
+      <w:r>
+        <w:rPr>
+          <w:rFonts w:hint="eastAsia"/>
+        </w:rPr>
+        <w:t>评审</w:t>
       </w:r>
     </w:p>
     <w:p>
@@ -398,7 +446,7 @@
     <w:lsdException w:unhideWhenUsed="0" w:uiPriority="0" w:semiHidden="0" w:name="HTML Sample"/>
     <w:lsdException w:unhideWhenUsed="0" w:uiPriority="0" w:semiHidden="0" w:name="HTML Typewriter"/>
     <w:lsdException w:unhideWhenUsed="0" w:uiPriority="0" w:semiHidden="0" w:name="HTML Variable"/>
-    <w:lsdException w:unhideWhenUsed="0" w:uiPriority="0" w:name="Normal Table"/>
+    <w:lsdException w:qFormat="1" w:unhideWhenUsed="0" w:uiPriority="0" w:name="Normal Table"/>
     <w:lsdException w:unhideWhenUsed="0" w:uiPriority="0" w:semiHidden="0" w:name="annotation subject"/>
     <w:lsdException w:unhideWhenUsed="0" w:uiPriority="0" w:semiHidden="0" w:name="Table Simple 1"/>
     <w:lsdException w:unhideWhenUsed="0" w:uiPriority="0" w:semiHidden="0" w:name="Table Simple 2"/>
@@ -569,6 +617,7 @@
   <w:style w:type="table" w:default="1" w:styleId="2">
     <w:name w:val="Normal Table"/>
     <w:semiHidden/>
+    <w:qFormat/>
     <w:uiPriority w:val="0"/>
     <w:tblPr>
       <w:tblCellMar>
